--- a/docs/Рабочий_дневник_исследователя_Ковалева_Алиса_3стр.docx
+++ b/docs/Рабочий_дневник_исследователя_Ковалева_Алиса_3стр.docx
@@ -117,13 +117,13 @@
               <w:br/>
               <w:t>• Когорта №2 (🧂 Засоление 150 мМ): Полив раствором соли 150 мМ ЕЖЕДНЕВНО (20 мл, 8.76 г NaCl/л). НЕ ВЫНИМАТЬ ИЗ СВОЕГО ЛОТКА! Смотреть: почва сырая, но лист горячий (ΔT &gt; 0).</w:t>
               <w:br/>
-              <w:t>• Когорта №3 (🔬 Спасение прибор): С 09.10 НЕ ПОЛИВАТЬ! Ждать алерта (ΔT &gt; +0.8°C, спад NDVI &gt; 10%). При алерте — СРОЧНО РЕАНИМАЦИОННЫЙ ПОЛИВ ВОДОЙ 25 мл ДО ПОЯВЛЕНИЯ УВЯДАНИЯ!</w:t>
+              <w:t>• Когорта №3 (🔬 Превентивная регидратация): С 09.10 НЕ ПОЛИВАТЬ! Ждать алерта (ΔT &gt; +0.8°C, спад NDVI &gt; 10%). При алерте — СРОЧНО РЕАНИМАЦИОННЫЙ ПОЛИВ ВОДОЙ 25 мл ДО ПОЯВЛЕНИЯ УВЯДАНИЯ!</w:t>
               <w:br/>
-              <w:t>• Когорта №4 (👁️ Спасение визуал): С 09.10 НЕ ПОЛИВАТЬ! Алерт игнорировать. Полив водой (25 мл) ТОЛЬКО КОГДА ЛИСТЬЯ ВИДИМО ПОВИСНУТ (угол &gt; 30°). Смотреть: краевой некроз.</w:t>
+              <w:t>• Когорта №4 (👁️ Традиционный визуальный контроль): С 09.10 НЕ ПОЛИВАТЬ! Алерт игнорировать. Полив водой (25 мл) ТОЛЬКО КОГДА ЛИСТЬЯ ВИДИМО ПОВИСНУТ (угол &gt; 30°). Смотреть: краевой некроз.</w:t>
               <w:br/>
               <w:t>• Когорта №5 (⚠️ Терминал): ВООБЩЕ НЕ ПОЛИВАТЬ ДО КОНЦА! Фиксация точки гибели ткани.</w:t>
               <w:br/>
-              <w:t>*Совет по реанимации (К3 и К4): сухой торф поливать медленно шприцем под стебли, чтобы вода впиталась в ком!</w:t>
+              <w:t>*Совет по регидратации (К3 и К4): сухой торф поливать медленно шприцем под стебли, чтобы вода впиталась в ком!</w:t>
             </w:r>
           </w:p>
         </w:tc>
@@ -1840,7 +1840,7 @@
           <w:color w:val="0F766E"/>
           <w:sz w:val="18"/>
         </w:rPr>
-        <w:t>СТРАНИЦА 2. ЖУРНАЛ СТРЕСС-ОПЫТА: ДНИ 10–13 (ВХОД В СТРЕСС, АЛЕРТ И СПАСЕНИЕ К3 ПО ПРИБОРУ)</w:t>
+        <w:t>СТРАНИЦА 2. ЖУРНАЛ СТРЕСС-ОПЫТА: ДНИ 10–13 (ВХОД В СТРЕСС, АЛЕРТ И ПРЕВЕНТИВНАЯ РЕГИДРАТАЦИЯ К3)</w:t>
       </w:r>
     </w:p>
     <w:tbl>
@@ -2657,7 +2657,7 @@
                 <w:color w:val="0284C7"/>
                 <w:sz w:val="14"/>
               </w:rPr>
-              <w:t>№3: 🔬 Спасение прибор</w:t>
+              <w:t>№3: 🔬 Превентивная регидратация</w:t>
             </w:r>
           </w:p>
         </w:tc>
@@ -2859,7 +2859,7 @@
                 <w:color w:val="6D28D9"/>
                 <w:sz w:val="14"/>
               </w:rPr>
-              <w:t>№4: 👁️ Спасение визуал</w:t>
+              <w:t>№4: 👁️ Традиционный визуальный контроль</w:t>
             </w:r>
           </w:p>
         </w:tc>
@@ -3667,7 +3667,7 @@
                 <w:color w:val="0284C7"/>
                 <w:sz w:val="14"/>
               </w:rPr>
-              <w:t>№3: 🔬 Спасение прибор</w:t>
+              <w:t>№3: 🔬 Превентивная регидратация</w:t>
             </w:r>
           </w:p>
         </w:tc>
@@ -3869,7 +3869,7 @@
                 <w:color w:val="6D28D9"/>
                 <w:sz w:val="14"/>
               </w:rPr>
-              <w:t>№4: 👁️ Спасение визуал</w:t>
+              <w:t>№4: 👁️ Традиционный визуальный контроль</w:t>
             </w:r>
           </w:p>
         </w:tc>
@@ -4677,7 +4677,7 @@
                 <w:color w:val="0284C7"/>
                 <w:sz w:val="14"/>
               </w:rPr>
-              <w:t>№3: 🔬 Спасение прибор</w:t>
+              <w:t>№3: 🔬 Превентивная регидратация</w:t>
             </w:r>
           </w:p>
         </w:tc>
@@ -4879,7 +4879,7 @@
                 <w:color w:val="6D28D9"/>
                 <w:sz w:val="14"/>
               </w:rPr>
-              <w:t>№4: 👁️ Спасение визуал</w:t>
+              <w:t>№4: 👁️ Традиционный визуальный контроль</w:t>
             </w:r>
           </w:p>
         </w:tc>
@@ -5687,7 +5687,7 @@
                 <w:color w:val="0284C7"/>
                 <w:sz w:val="14"/>
               </w:rPr>
-              <w:t>№3: 🔬 Спасение прибор</w:t>
+              <w:t>№3: 🔬 Превентивная регидратация</w:t>
             </w:r>
           </w:p>
         </w:tc>
@@ -5889,7 +5889,7 @@
                 <w:color w:val="6D28D9"/>
                 <w:sz w:val="14"/>
               </w:rPr>
-              <w:t>№4: 👁️ Спасение визуал</w:t>
+              <w:t>№4: 👁️ Традиционный визуальный контроль</w:t>
             </w:r>
           </w:p>
         </w:tc>
@@ -6264,7 +6264,7 @@
           <w:color w:val="0F766E"/>
           <w:sz w:val="18"/>
         </w:rPr>
-        <w:t>СТРАНИЦА 3. ЖУРНАЛ СТРЕСС-ОПЫТА: ДНИ 14–17 (СПАСЕНИЕ К4 ПО ВИЗУАЛУ, РЕПАРАЦИЯ, ФИНАЛЬНЫЙ УЧЕТ)</w:t>
+        <w:t>СТРАНИЦА 3. ЖУРНАЛ СТРЕСС-ОПЫТА: ДНИ 14–17 (РЕАКТИВНЫЙ ПОЛИВ К4, РЕПАРАЦИЯ, ФИНАЛЬНЫЙ УЧЕТ)</w:t>
       </w:r>
     </w:p>
     <w:tbl>
@@ -7081,7 +7081,7 @@
                 <w:color w:val="0284C7"/>
                 <w:sz w:val="14"/>
               </w:rPr>
-              <w:t>№3: 🔬 Спасение прибор</w:t>
+              <w:t>№3: 🔬 Превентивная регидратация</w:t>
             </w:r>
           </w:p>
         </w:tc>
@@ -7283,7 +7283,7 @@
                 <w:color w:val="6D28D9"/>
                 <w:sz w:val="14"/>
               </w:rPr>
-              <w:t>№4: 👁️ Спасение визуал</w:t>
+              <w:t>№4: 👁️ Традиционный визуальный контроль</w:t>
             </w:r>
           </w:p>
         </w:tc>
@@ -8091,7 +8091,7 @@
                 <w:color w:val="0284C7"/>
                 <w:sz w:val="14"/>
               </w:rPr>
-              <w:t>№3: 🔬 Спасение прибор</w:t>
+              <w:t>№3: 🔬 Превентивная регидратация</w:t>
             </w:r>
           </w:p>
         </w:tc>
@@ -8293,7 +8293,7 @@
                 <w:color w:val="6D28D9"/>
                 <w:sz w:val="14"/>
               </w:rPr>
-              <w:t>№4: 👁️ Спасение визуал</w:t>
+              <w:t>№4: 👁️ Традиционный визуальный контроль</w:t>
             </w:r>
           </w:p>
         </w:tc>
@@ -9101,7 +9101,7 @@
                 <w:color w:val="0284C7"/>
                 <w:sz w:val="14"/>
               </w:rPr>
-              <w:t>№3: 🔬 Спасение прибор</w:t>
+              <w:t>№3: 🔬 Превентивная регидратация</w:t>
             </w:r>
           </w:p>
         </w:tc>
@@ -9303,7 +9303,7 @@
                 <w:color w:val="6D28D9"/>
                 <w:sz w:val="14"/>
               </w:rPr>
-              <w:t>№4: 👁️ Спасение визуал</w:t>
+              <w:t>№4: 👁️ Традиционный визуальный контроль</w:t>
             </w:r>
           </w:p>
         </w:tc>
@@ -10111,7 +10111,7 @@
                 <w:color w:val="0284C7"/>
                 <w:sz w:val="14"/>
               </w:rPr>
-              <w:t>№3: 🔬 Спасение прибор</w:t>
+              <w:t>№3: 🔬 Превентивная регидратация</w:t>
             </w:r>
           </w:p>
         </w:tc>
@@ -10313,7 +10313,7 @@
                 <w:color w:val="6D28D9"/>
                 <w:sz w:val="14"/>
               </w:rPr>
-              <w:t>№4: 👁️ Спасение визуал</w:t>
+              <w:t>№4: 👁️ Традиционный визуальный контроль</w:t>
             </w:r>
           </w:p>
         </w:tc>
@@ -10811,7 +10811,7 @@
               <w:rPr>
                 <w:sz w:val="14"/>
               </w:rPr>
-              <w:t>К3 (Спасение по прибору):</w:t>
+              <w:t>К3 (Превентивная регидратация):</w:t>
             </w:r>
           </w:p>
         </w:tc>
@@ -10868,7 +10868,7 @@
               <w:rPr>
                 <w:sz w:val="14"/>
               </w:rPr>
-              <w:t>Тургор за 2 ч, спасено: ___ % (некроз 0%)</w:t>
+              <w:t>Тургор за 2 ч, сохранено: ___ % (некроз 0%)</w:t>
             </w:r>
           </w:p>
         </w:tc>
@@ -10889,7 +10889,7 @@
               <w:rPr>
                 <w:sz w:val="14"/>
               </w:rPr>
-              <w:t>К4 (Спасение по визуалу):</w:t>
+              <w:t>К4 (Традиционный визуальный контроль):</w:t>
             </w:r>
           </w:p>
         </w:tc>
